--- a/a7/build/out/u4/A7 Unit 4 Solving Problems with Rational Numbers - Test Form B.docx
+++ b/a7/build/out/u4/A7 Unit 4 Solving Problems with Rational Numbers - Test Form B.docx
@@ -70,7 +70,7 @@
                 <w:color w:val="6B6B6B"/>
                 <w:sz w:val="19"/>
               </w:rPr>
-              <w:t>Form B  ·  29 points  ·  two class periods</w:t>
+              <w:t>Form B  ·  29 points  ·  one class period</w:t>
             </w:r>
           </w:p>
         </w:tc>
@@ -169,20 +169,6 @@
         <w:rPr>
           <w:sz w:val="4"/>
         </w:rPr>
-      </w:r>
-    </w:p>
-    <w:p>
-      <w:pPr>
-        <w:spacing w:before="40" w:after="160"/>
-      </w:pPr>
-      <w:r>
-        <w:rPr>
-          <w:b w:val="0"/>
-          <w:i/>
-          <w:color w:val="6B6B6B"/>
-          <w:sz w:val="19"/>
-        </w:rPr>
-        <w:t>This assessment runs over two class periods. Stop when the period ends; you will continue from where you stopped.</w:t>
       </w:r>
     </w:p>
     <w:p>

--- a/a7/build/out/u4/A7 Unit 4 Solving Problems with Rational Numbers - Test Form B.docx
+++ b/a7/build/out/u4/A7 Unit 4 Solving Problems with Rational Numbers - Test Form B.docx
@@ -70,7 +70,7 @@
                 <w:color w:val="6B6B6B"/>
                 <w:sz w:val="19"/>
               </w:rPr>
-              <w:t>Form B  ·  29 points  ·  one class period</w:t>
+              <w:t>Form B  ·  29 points</w:t>
             </w:r>
           </w:p>
         </w:tc>

--- a/a7/build/out/u4/A7 Unit 4 Solving Problems with Rational Numbers - Test Form B.docx
+++ b/a7/build/out/u4/A7 Unit 4 Solving Problems with Rational Numbers - Test Form B.docx
@@ -203,7 +203,7 @@
           <w:color w:val="1A1A1A"/>
           <w:sz w:val="24"/>
         </w:rPr>
-        <w:t>Part 1.  Operations in Scientific Notation</w:t>
+        <w:t>Operations in Scientific Notation</w:t>
       </w:r>
       <w:r>
         <w:tab/>
@@ -2090,7 +2090,7 @@
           <w:color w:val="1A1A1A"/>
           <w:sz w:val="24"/>
         </w:rPr>
-        <w:t>Part 2.  Real-World Problems in Scientific Notation</w:t>
+        <w:t>Real-World Problems in Scientific Notation</w:t>
       </w:r>
       <w:r>
         <w:tab/>
@@ -2749,7 +2749,7 @@
           <w:color w:val="1A1A1A"/>
           <w:sz w:val="24"/>
         </w:rPr>
-        <w:t>Part 3.  The Order of Operations with Exponents and Radicals</w:t>
+        <w:t>The Order of Operations with Exponents and Radicals</w:t>
       </w:r>
       <w:r>
         <w:tab/>
